--- a/framework-templates/Risk_Management_Framework_v2.0_Template.docx
+++ b/framework-templates/Risk_Management_Framework_v2.0_Template.docx
@@ -392,6 +392,25 @@
           <w:b/>
           <w:bCs/>
         </w:rPr>
+        <w:t xml:space="preserve">Supporting registers are mandatory.</w:t>
+      </w:r>
+      <w:r>
+        <w:t xml:space="preserve"> This document relies on the KMS registers listed in its “Supporting registers” section (where it has one). The FCA judges a firm on the records that show its policies working in practice, so a firm that adopts this document without using its registers is likely to fail FCA scrutiny. Start using them from day one.</w:t>
+      </w:r>
+    </w:p>
+    <w:p>
+      <w:pPr>
+        <w:pStyle w:val="ListParagraph"/>
+        <w:numPr>
+          <w:ilvl w:val="0"/>
+          <w:numId w:val="2"/>
+        </w:numPr>
+      </w:pPr>
+      <w:r>
+        <w:rPr>
+          <w:b/>
+          <w:bCs/>
+        </w:rPr>
         <w:t xml:space="preserve">Grey “KMS guidance” boxes</w:t>
       </w:r>
       <w:r>
@@ -501,7 +520,7 @@
           <w:i/>
           <w:iCs/>
         </w:rPr>
-        <w:t xml:space="preserve"> At authorisation, the FCA wants to see that you have identified the specific risks your business model creates (for customers, the market and your firm), that you have realistic controls for each, that you have enough financial and non-financial resources, and that you could wind down in an orderly way if you had to. A generic framework with no firm-specific risks is a common weakness – complete the risk register in Appendix A with your own risks.</w:t>
+        <w:t xml:space="preserve"> At authorisation, the FCA wants to see that you have identified the specific risks your business model creates (for customers, the market and your firm), that you have realistic controls for each, that you have enough financial and non-financial resources, and that you could wind down in an orderly way if you had to. A generic framework with no firm-specific risks is a common weakness – complete the Risk Assessment Log with your own risks.</w:t>
       </w:r>
     </w:p>
     <w:p>
@@ -1471,7 +1490,7 @@
         <w:t xml:space="preserve">[Insert frequency, e.g. quarterly]</w:t>
       </w:r>
       <w:r>
-        <w:t xml:space="preserve">. All identified risks are recorded in our Risk Register (Appendix A).</w:t>
+        <w:t xml:space="preserve">. All identified risks are recorded in our Risk Assessment Log (see Appendix A).</w:t>
       </w:r>
     </w:p>
     <w:p>
@@ -3233,7 +3252,7 @@
         <w:t xml:space="preserve"> – responsible for risk management</w:t>
       </w:r>
       <w:r>
-        <w:t xml:space="preserve"> – maintains the Risk Register; coordinates risk reviews; reports on risk; challenges risk owners. </w:t>
+        <w:t xml:space="preserve"> – maintains the Risk Assessment Log; coordinates risk reviews; reports on risk; challenges risk owners. </w:t>
       </w:r>
       <w:r>
         <w:rPr>
@@ -3260,7 +3279,7 @@
         <w:t xml:space="preserve">Risk owners</w:t>
       </w:r>
       <w:r>
-        <w:t xml:space="preserve"> – named for each risk in the Risk Register; monitor their risks and controls and report changes.</w:t>
+        <w:t xml:space="preserve"> – named for each risk in the Risk Assessment Log; monitor their risks and controls and report changes.</w:t>
       </w:r>
     </w:p>
     <w:p>
@@ -3293,7 +3312,7 @@
     </w:p>
     <w:p>
       <w:r>
-        <w:t xml:space="preserve">This framework, the risk appetite and the Risk Register are reviewed at least annually, and sooner if our business model, products, partners or the regulatory environment change significantly, or if an incident or monitoring shows the framework is not working. Changes are approved by </w:t>
+        <w:t xml:space="preserve">This framework, the risk appetite and the Risk Assessment Log are reviewed at least annually, and sooner if our business model, products, partners or the regulatory environment change significantly, or if an incident or monitoring shows the framework is not working. Changes are approved by </w:t>
       </w:r>
       <w:r>
         <w:rPr>
@@ -3335,7 +3354,12 @@
         <w:outlineLvl w:val="0"/>
       </w:pPr>
       <w:r>
-        <w:t xml:space="preserve">Appendix A – Risk Register template</w:t>
+        <w:t xml:space="preserve">Appendix A – Risk Assessment Log</w:t>
+      </w:r>
+    </w:p>
+    <w:p>
+      <w:r>
+        <w:t xml:space="preserve">Our risks are recorded in the KMS Risk Assessment Log (Risk_Assessment_Log_v2.0_Template.xlsx). It applies the scoring in section 5.2, calculates inherent and residual scores and ratings, records controls, appetite, owners and actions, and contains starter risks for every firm and for each regulated activity.</w:t>
       </w:r>
     </w:p>
     <w:p>
@@ -3362,7 +3386,48 @@
           <w:i/>
           <w:iCs/>
         </w:rPr>
-        <w:t xml:space="preserve">Complete the register with your own risks – aim for the 10 to 20 risks that matter most to your business. The example row shows the level of detail expected. Delete it once you have added your own.</w:t>
+        <w:t xml:space="preserve">The starter risks are examples, not a finished assessment. Rewrite each in terms of your own business, delete those that do not apply, add your own (aim for the 10 to 20 risks that matter most), and score them. The FCA expects a risk register that is clearly specific to your firm.</w:t>
+      </w:r>
+    </w:p>
+    <w:p>
+      <w:pPr>
+        <w:pStyle w:val="Heading2"/>
+        <w:outlineLvl w:val="0"/>
+      </w:pPr>
+      <w:r>
+        <w:t xml:space="preserve">Appendix B – Supporting registers</w:t>
+      </w:r>
+    </w:p>
+    <w:p>
+      <w:r>
+        <w:t xml:space="preserve">The KMS registers below support this framework. They are an essential part of it, not optional extras: the FCA judges whether a framework works in practice by looking at these records, and a framework without them is unlikely to withstand scrutiny. Keep them up to date from your first day of trading. The owner and review frequency are recorded in each register.</w:t>
+      </w:r>
+    </w:p>
+    <w:p>
+      <w:pPr>
+        <w:pBdr>
+          <w:top w:val="single" w:sz="4" w:space="4" w:color="11304F"/>
+          <w:left w:val="single" w:sz="24" w:space="4" w:color="11304F"/>
+          <w:bottom w:val="single" w:sz="4" w:space="4" w:color="11304F"/>
+          <w:right w:val="single" w:sz="4" w:space="4" w:color="11304F"/>
+        </w:pBdr>
+        <w:shd w:val="clear" w:color="auto" w:fill="F2F2F2"/>
+        <w:spacing w:before="120" w:after="120"/>
+        <w:ind w:left="113" w:right="113"/>
+      </w:pPr>
+      <w:r>
+        <w:rPr>
+          <w:b/>
+          <w:bCs/>
+        </w:rPr>
+        <w:t xml:space="preserve">KMS guidance: </w:t>
+      </w:r>
+      <w:r>
+        <w:rPr>
+          <w:i/>
+          <w:iCs/>
+        </w:rPr>
+        <w:t xml:space="preserve">Do not delete a register from this list because you have not started using it yet – start using it. Where one part of a register genuinely cannot apply to your firm (for example safeguarding when you hold no relevant funds), keep the register and record why that part does not apply.</w:t>
       </w:r>
     </w:p>
     <w:tbl>
@@ -3386,14 +3451,9 @@
         <w:tblLook w:val="04A0" w:firstRow="1" w:lastRow="0" w:firstColumn="0" w:lastColumn="0" w:noHBand="0" w:noVBand="1"/>
       </w:tblPr>
       <w:tblGrid>
-        <w:gridCol w:w="451"/>
-        <w:gridCol w:w="1534"/>
-        <w:gridCol w:w="722"/>
-        <w:gridCol w:w="722"/>
-        <w:gridCol w:w="2346"/>
-        <w:gridCol w:w="722"/>
-        <w:gridCol w:w="1263"/>
-        <w:gridCol w:w="1266"/>
+        <w:gridCol w:w="2527"/>
+        <w:gridCol w:w="2888"/>
+        <w:gridCol w:w="3611"/>
       </w:tblGrid>
       <w:tr>
         <w:trPr>
@@ -3402,7 +3462,7 @@
         </w:trPr>
         <w:tc>
           <w:tcPr>
-            <w:tcW w:w="451" w:type="dxa"/>
+            <w:tcW w:w="2527" w:type="dxa"/>
             <w:shd w:val="clear" w:color="auto" w:fill="D9E2F3"/>
           </w:tcPr>
           <w:p>
@@ -3414,13 +3474,13 @@
                 <w:b/>
                 <w:bCs/>
               </w:rPr>
-              <w:t xml:space="preserve">Ref</w:t>
-            </w:r>
-          </w:p>
-        </w:tc>
-        <w:tc>
-          <w:tcPr>
-            <w:tcW w:w="1534" w:type="dxa"/>
+              <w:t xml:space="preserve">Register</w:t>
+            </w:r>
+          </w:p>
+        </w:tc>
+        <w:tc>
+          <w:tcPr>
+            <w:tcW w:w="2888" w:type="dxa"/>
             <w:shd w:val="clear" w:color="auto" w:fill="D9E2F3"/>
           </w:tcPr>
           <w:p>
@@ -3432,13 +3492,13 @@
                 <w:b/>
                 <w:bCs/>
               </w:rPr>
-              <w:t xml:space="preserve">Risk description</w:t>
-            </w:r>
-          </w:p>
-        </w:tc>
-        <w:tc>
-          <w:tcPr>
-            <w:tcW w:w="722" w:type="dxa"/>
+              <w:t xml:space="preserve">KMS file</w:t>
+            </w:r>
+          </w:p>
+        </w:tc>
+        <w:tc>
+          <w:tcPr>
+            <w:tcW w:w="3611" w:type="dxa"/>
             <w:shd w:val="clear" w:color="auto" w:fill="D9E2F3"/>
           </w:tcPr>
           <w:p>
@@ -3450,97 +3510,7 @@
                 <w:b/>
                 <w:bCs/>
               </w:rPr>
-              <w:t xml:space="preserve">Inherent score (I×L)</w:t>
-            </w:r>
-          </w:p>
-        </w:tc>
-        <w:tc>
-          <w:tcPr>
-            <w:tcW w:w="722" w:type="dxa"/>
-            <w:shd w:val="clear" w:color="auto" w:fill="D9E2F3"/>
-          </w:tcPr>
-          <w:p>
-            <w:pPr>
-              <w:spacing w:before="0" w:after="60"/>
-            </w:pPr>
-            <w:r>
-              <w:rPr>
-                <w:b/>
-                <w:bCs/>
-              </w:rPr>
-              <w:t xml:space="preserve">Residual score</w:t>
-            </w:r>
-          </w:p>
-        </w:tc>
-        <w:tc>
-          <w:tcPr>
-            <w:tcW w:w="2346" w:type="dxa"/>
-            <w:shd w:val="clear" w:color="auto" w:fill="D9E2F3"/>
-          </w:tcPr>
-          <w:p>
-            <w:pPr>
-              <w:spacing w:before="0" w:after="60"/>
-            </w:pPr>
-            <w:r>
-              <w:rPr>
-                <w:b/>
-                <w:bCs/>
-              </w:rPr>
-              <w:t xml:space="preserve">Key controls</w:t>
-            </w:r>
-          </w:p>
-        </w:tc>
-        <w:tc>
-          <w:tcPr>
-            <w:tcW w:w="722" w:type="dxa"/>
-            <w:shd w:val="clear" w:color="auto" w:fill="D9E2F3"/>
-          </w:tcPr>
-          <w:p>
-            <w:pPr>
-              <w:spacing w:before="0" w:after="60"/>
-            </w:pPr>
-            <w:r>
-              <w:rPr>
-                <w:b/>
-                <w:bCs/>
-              </w:rPr>
-              <w:t xml:space="preserve">Appetite met?</w:t>
-            </w:r>
-          </w:p>
-        </w:tc>
-        <w:tc>
-          <w:tcPr>
-            <w:tcW w:w="1263" w:type="dxa"/>
-            <w:shd w:val="clear" w:color="auto" w:fill="D9E2F3"/>
-          </w:tcPr>
-          <w:p>
-            <w:pPr>
-              <w:spacing w:before="0" w:after="60"/>
-            </w:pPr>
-            <w:r>
-              <w:rPr>
-                <w:b/>
-                <w:bCs/>
-              </w:rPr>
-              <w:t xml:space="preserve">Owner</w:t>
-            </w:r>
-          </w:p>
-        </w:tc>
-        <w:tc>
-          <w:tcPr>
-            <w:tcW w:w="1266" w:type="dxa"/>
-            <w:shd w:val="clear" w:color="auto" w:fill="D9E2F3"/>
-          </w:tcPr>
-          <w:p>
-            <w:pPr>
-              <w:spacing w:before="0" w:after="60"/>
-            </w:pPr>
-            <w:r>
-              <w:rPr>
-                <w:b/>
-                <w:bCs/>
-              </w:rPr>
-              <w:t xml:space="preserve">Actions / next review</w:t>
+              <w:t xml:space="preserve">What it evidences</w:t>
             </w:r>
           </w:p>
         </w:tc>
@@ -3551,140 +3521,40 @@
         </w:trPr>
         <w:tc>
           <w:tcPr>
-            <w:tcW w:w="451" w:type="dxa"/>
-          </w:tcPr>
-          <w:p>
-            <w:pPr>
-              <w:spacing w:before="0" w:after="60"/>
-            </w:pPr>
-            <w:r>
-              <w:t xml:space="preserve">R1</w:t>
-            </w:r>
-          </w:p>
-        </w:tc>
-        <w:tc>
-          <w:tcPr>
-            <w:tcW w:w="1534" w:type="dxa"/>
-          </w:tcPr>
-          <w:p>
-            <w:pPr>
-              <w:spacing w:before="0" w:after="60"/>
-            </w:pPr>
-            <w:r>
-              <w:rPr>
-                <w:b/>
-                <w:bCs/>
-                <w:highlight w:val="yellow"/>
-              </w:rPr>
-              <w:t xml:space="preserve">[Example: Customers are introduced to credit they cannot afford because staff focus on completing sales]</w:t>
-            </w:r>
-          </w:p>
-        </w:tc>
-        <w:tc>
-          <w:tcPr>
-            <w:tcW w:w="722" w:type="dxa"/>
-          </w:tcPr>
-          <w:p>
-            <w:pPr>
-              <w:spacing w:before="0" w:after="60"/>
-            </w:pPr>
-            <w:r>
-              <w:rPr>
-                <w:b/>
-                <w:bCs/>
-                <w:highlight w:val="yellow"/>
-              </w:rPr>
-              <w:t xml:space="preserve">[e.g. 4×4 = 16]</w:t>
-            </w:r>
-          </w:p>
-        </w:tc>
-        <w:tc>
-          <w:tcPr>
-            <w:tcW w:w="722" w:type="dxa"/>
-          </w:tcPr>
-          <w:p>
-            <w:pPr>
-              <w:spacing w:before="0" w:after="60"/>
-            </w:pPr>
-            <w:r>
-              <w:rPr>
-                <w:b/>
-                <w:bCs/>
-                <w:highlight w:val="yellow"/>
-              </w:rPr>
-              <w:t xml:space="preserve">[e.g. 4×2 = 8]</w:t>
-            </w:r>
-          </w:p>
-        </w:tc>
-        <w:tc>
-          <w:tcPr>
-            <w:tcW w:w="2346" w:type="dxa"/>
-          </w:tcPr>
-          <w:p>
-            <w:pPr>
-              <w:spacing w:before="0" w:after="60"/>
-            </w:pPr>
-            <w:r>
-              <w:rPr>
-                <w:b/>
-                <w:bCs/>
-                <w:highlight w:val="yellow"/>
-              </w:rPr>
-              <w:t xml:space="preserve">[e.g. sales training; commission not linked to lender choice; monthly file reviews]</w:t>
-            </w:r>
-          </w:p>
-        </w:tc>
-        <w:tc>
-          <w:tcPr>
-            <w:tcW w:w="722" w:type="dxa"/>
-          </w:tcPr>
-          <w:p>
-            <w:pPr>
-              <w:spacing w:before="0" w:after="60"/>
-            </w:pPr>
-            <w:r>
-              <w:rPr>
-                <w:b/>
-                <w:bCs/>
-                <w:highlight w:val="yellow"/>
-              </w:rPr>
-              <w:t xml:space="preserve">[Yes / No]</w:t>
-            </w:r>
-          </w:p>
-        </w:tc>
-        <w:tc>
-          <w:tcPr>
-            <w:tcW w:w="1263" w:type="dxa"/>
-          </w:tcPr>
-          <w:p>
-            <w:pPr>
-              <w:spacing w:before="0" w:after="60"/>
-            </w:pPr>
-            <w:r>
-              <w:rPr>
-                <w:b/>
-                <w:bCs/>
-                <w:highlight w:val="yellow"/>
-              </w:rPr>
-              <w:t xml:space="preserve">[Insert owner]</w:t>
-            </w:r>
-          </w:p>
-        </w:tc>
-        <w:tc>
-          <w:tcPr>
-            <w:tcW w:w="1266" w:type="dxa"/>
-          </w:tcPr>
-          <w:p>
-            <w:pPr>
-              <w:spacing w:before="0" w:after="60"/>
-            </w:pPr>
-            <w:r>
-              <w:rPr>
-                <w:b/>
-                <w:bCs/>
-                <w:highlight w:val="yellow"/>
-              </w:rPr>
-              <w:t xml:space="preserve">[Insert action and date]</w:t>
+            <w:tcW w:w="2527" w:type="dxa"/>
+          </w:tcPr>
+          <w:p>
+            <w:pPr>
+              <w:spacing w:before="0" w:after="60"/>
+            </w:pPr>
+            <w:r>
+              <w:t xml:space="preserve">Risk Assessment Log</w:t>
+            </w:r>
+          </w:p>
+        </w:tc>
+        <w:tc>
+          <w:tcPr>
+            <w:tcW w:w="2888" w:type="dxa"/>
+          </w:tcPr>
+          <w:p>
+            <w:pPr>
+              <w:spacing w:before="0" w:after="60"/>
+            </w:pPr>
+            <w:r>
+              <w:t xml:space="preserve">Risk_Assessment_Log_v2.0_Template.xlsx</w:t>
+            </w:r>
+          </w:p>
+        </w:tc>
+        <w:tc>
+          <w:tcPr>
+            <w:tcW w:w="3611" w:type="dxa"/>
+          </w:tcPr>
+          <w:p>
+            <w:pPr>
+              <w:spacing w:before="0" w:after="60"/>
+            </w:pPr>
+            <w:r>
+              <w:t xml:space="preserve">Identified risks, inherent and residual scores, controls, appetite and actions</w:t>
             </w:r>
           </w:p>
         </w:tc>
@@ -3695,93 +3565,41 @@
         </w:trPr>
         <w:tc>
           <w:tcPr>
-            <w:tcW w:w="451" w:type="dxa"/>
-          </w:tcPr>
-          <w:p>
-            <w:pPr>
-              <w:spacing w:before="0" w:after="60"/>
-            </w:pPr>
-            <w:r>
-              <w:t xml:space="preserve">R2</w:t>
-            </w:r>
-          </w:p>
-        </w:tc>
-        <w:tc>
-          <w:tcPr>
-            <w:tcW w:w="1534" w:type="dxa"/>
-          </w:tcPr>
-          <w:p>
-            <w:pPr>
-              <w:spacing w:before="0" w:after="60"/>
-            </w:pPr>
-            <w:r>
-              <w:rPr>
-                <w:b/>
-                <w:bCs/>
-                <w:highlight w:val="yellow"/>
-              </w:rPr>
-              <w:t xml:space="preserve">[Insert risk]</w:t>
-            </w:r>
-          </w:p>
-        </w:tc>
-        <w:tc>
-          <w:tcPr>
-            <w:tcW w:w="722" w:type="dxa"/>
-          </w:tcPr>
-          <w:p>
-            <w:pPr>
-              <w:spacing w:before="0" w:after="60"/>
-            </w:pPr>
-          </w:p>
-        </w:tc>
-        <w:tc>
-          <w:tcPr>
-            <w:tcW w:w="722" w:type="dxa"/>
-          </w:tcPr>
-          <w:p>
-            <w:pPr>
-              <w:spacing w:before="0" w:after="60"/>
-            </w:pPr>
-          </w:p>
-        </w:tc>
-        <w:tc>
-          <w:tcPr>
-            <w:tcW w:w="2346" w:type="dxa"/>
-          </w:tcPr>
-          <w:p>
-            <w:pPr>
-              <w:spacing w:before="0" w:after="60"/>
-            </w:pPr>
-          </w:p>
-        </w:tc>
-        <w:tc>
-          <w:tcPr>
-            <w:tcW w:w="722" w:type="dxa"/>
-          </w:tcPr>
-          <w:p>
-            <w:pPr>
-              <w:spacing w:before="0" w:after="60"/>
-            </w:pPr>
-          </w:p>
-        </w:tc>
-        <w:tc>
-          <w:tcPr>
-            <w:tcW w:w="1263" w:type="dxa"/>
-          </w:tcPr>
-          <w:p>
-            <w:pPr>
-              <w:spacing w:before="0" w:after="60"/>
-            </w:pPr>
-          </w:p>
-        </w:tc>
-        <w:tc>
-          <w:tcPr>
-            <w:tcW w:w="1266" w:type="dxa"/>
-          </w:tcPr>
-          <w:p>
-            <w:pPr>
-              <w:spacing w:before="0" w:after="60"/>
-            </w:pPr>
+            <w:tcW w:w="2527" w:type="dxa"/>
+          </w:tcPr>
+          <w:p>
+            <w:pPr>
+              <w:spacing w:before="0" w:after="60"/>
+            </w:pPr>
+            <w:r>
+              <w:t xml:space="preserve">Compliance Breach Log</w:t>
+            </w:r>
+          </w:p>
+        </w:tc>
+        <w:tc>
+          <w:tcPr>
+            <w:tcW w:w="2888" w:type="dxa"/>
+          </w:tcPr>
+          <w:p>
+            <w:pPr>
+              <w:spacing w:before="0" w:after="60"/>
+            </w:pPr>
+            <w:r>
+              <w:t xml:space="preserve">Compliance_Breach_Log_v2.0_Template.xlsx</w:t>
+            </w:r>
+          </w:p>
+        </w:tc>
+        <w:tc>
+          <w:tcPr>
+            <w:tcW w:w="3611" w:type="dxa"/>
+          </w:tcPr>
+          <w:p>
+            <w:pPr>
+              <w:spacing w:before="0" w:after="60"/>
+            </w:pPr>
+            <w:r>
+              <w:t xml:space="preserve">Every breach, its root cause, customer impact, FCA notification decision and remediation</w:t>
+            </w:r>
           </w:p>
         </w:tc>
       </w:tr>
@@ -3791,93 +3609,129 @@
         </w:trPr>
         <w:tc>
           <w:tcPr>
-            <w:tcW w:w="451" w:type="dxa"/>
-          </w:tcPr>
-          <w:p>
-            <w:pPr>
-              <w:spacing w:before="0" w:after="60"/>
-            </w:pPr>
-            <w:r>
-              <w:t xml:space="preserve">R3</w:t>
-            </w:r>
-          </w:p>
-        </w:tc>
-        <w:tc>
-          <w:tcPr>
-            <w:tcW w:w="1534" w:type="dxa"/>
-          </w:tcPr>
-          <w:p>
-            <w:pPr>
-              <w:spacing w:before="0" w:after="60"/>
-            </w:pPr>
-            <w:r>
-              <w:rPr>
-                <w:b/>
-                <w:bCs/>
-                <w:highlight w:val="yellow"/>
-              </w:rPr>
-              <w:t xml:space="preserve">[Insert risk]</w:t>
-            </w:r>
-          </w:p>
-        </w:tc>
-        <w:tc>
-          <w:tcPr>
-            <w:tcW w:w="722" w:type="dxa"/>
-          </w:tcPr>
-          <w:p>
-            <w:pPr>
-              <w:spacing w:before="0" w:after="60"/>
-            </w:pPr>
-          </w:p>
-        </w:tc>
-        <w:tc>
-          <w:tcPr>
-            <w:tcW w:w="722" w:type="dxa"/>
-          </w:tcPr>
-          <w:p>
-            <w:pPr>
-              <w:spacing w:before="0" w:after="60"/>
-            </w:pPr>
-          </w:p>
-        </w:tc>
-        <w:tc>
-          <w:tcPr>
-            <w:tcW w:w="2346" w:type="dxa"/>
-          </w:tcPr>
-          <w:p>
-            <w:pPr>
-              <w:spacing w:before="0" w:after="60"/>
-            </w:pPr>
-          </w:p>
-        </w:tc>
-        <w:tc>
-          <w:tcPr>
-            <w:tcW w:w="722" w:type="dxa"/>
-          </w:tcPr>
-          <w:p>
-            <w:pPr>
-              <w:spacing w:before="0" w:after="60"/>
-            </w:pPr>
-          </w:p>
-        </w:tc>
-        <w:tc>
-          <w:tcPr>
-            <w:tcW w:w="1263" w:type="dxa"/>
-          </w:tcPr>
-          <w:p>
-            <w:pPr>
-              <w:spacing w:before="0" w:after="60"/>
-            </w:pPr>
-          </w:p>
-        </w:tc>
-        <w:tc>
-          <w:tcPr>
-            <w:tcW w:w="1266" w:type="dxa"/>
-          </w:tcPr>
-          <w:p>
-            <w:pPr>
-              <w:spacing w:before="0" w:after="60"/>
-            </w:pPr>
+            <w:tcW w:w="2527" w:type="dxa"/>
+          </w:tcPr>
+          <w:p>
+            <w:pPr>
+              <w:spacing w:before="0" w:after="60"/>
+            </w:pPr>
+            <w:r>
+              <w:t xml:space="preserve">Compliance Monitoring Tracker (Monitoring Schedule, File Review Record, Corrective Action Log, Compliance Universe Register)</w:t>
+            </w:r>
+          </w:p>
+        </w:tc>
+        <w:tc>
+          <w:tcPr>
+            <w:tcW w:w="2888" w:type="dxa"/>
+          </w:tcPr>
+          <w:p>
+            <w:pPr>
+              <w:spacing w:before="0" w:after="60"/>
+            </w:pPr>
+            <w:r>
+              <w:t xml:space="preserve">Compliance_Monitoring_Tracker_v2.0_Template.xlsx</w:t>
+            </w:r>
+          </w:p>
+        </w:tc>
+        <w:tc>
+          <w:tcPr>
+            <w:tcW w:w="3611" w:type="dxa"/>
+          </w:tcPr>
+          <w:p>
+            <w:pPr>
+              <w:spacing w:before="0" w:after="60"/>
+            </w:pPr>
+            <w:r>
+              <w:t xml:space="preserve">Checks completed against the plan, file review results, corrective actions to closure, and the requirements that apply to us</w:t>
+            </w:r>
+          </w:p>
+        </w:tc>
+      </w:tr>
+      <w:tr>
+        <w:trPr>
+          <w:cantSplit/>
+        </w:trPr>
+        <w:tc>
+          <w:tcPr>
+            <w:tcW w:w="2527" w:type="dxa"/>
+          </w:tcPr>
+          <w:p>
+            <w:pPr>
+              <w:spacing w:before="0" w:after="60"/>
+            </w:pPr>
+            <w:r>
+              <w:t xml:space="preserve">AML Business-Wide Risk Assessment</w:t>
+            </w:r>
+          </w:p>
+        </w:tc>
+        <w:tc>
+          <w:tcPr>
+            <w:tcW w:w="2888" w:type="dxa"/>
+          </w:tcPr>
+          <w:p>
+            <w:pPr>
+              <w:spacing w:before="0" w:after="60"/>
+            </w:pPr>
+            <w:r>
+              <w:t xml:space="preserve">AML_Business_Wide_Risk_Assessment_v2.0_Template.xlsx</w:t>
+            </w:r>
+          </w:p>
+        </w:tc>
+        <w:tc>
+          <w:tcPr>
+            <w:tcW w:w="3611" w:type="dxa"/>
+          </w:tcPr>
+          <w:p>
+            <w:pPr>
+              <w:spacing w:before="0" w:after="60"/>
+            </w:pPr>
+            <w:r>
+              <w:t xml:space="preserve">The firm-wide assessment of financial crime risk that drives our controls</w:t>
+            </w:r>
+          </w:p>
+        </w:tc>
+      </w:tr>
+      <w:tr>
+        <w:trPr>
+          <w:cantSplit/>
+        </w:trPr>
+        <w:tc>
+          <w:tcPr>
+            <w:tcW w:w="2527" w:type="dxa"/>
+          </w:tcPr>
+          <w:p>
+            <w:pPr>
+              <w:spacing w:before="0" w:after="60"/>
+            </w:pPr>
+            <w:r>
+              <w:t xml:space="preserve">Consumer Duty Evidence (Outcome MI, Target Market Register, Fair Value Register, Board Report Actions)</w:t>
+            </w:r>
+          </w:p>
+        </w:tc>
+        <w:tc>
+          <w:tcPr>
+            <w:tcW w:w="2888" w:type="dxa"/>
+          </w:tcPr>
+          <w:p>
+            <w:pPr>
+              <w:spacing w:before="0" w:after="60"/>
+            </w:pPr>
+            <w:r>
+              <w:t xml:space="preserve">Consumer_Duty_Evidence_v2.0_Template.xlsx</w:t>
+            </w:r>
+          </w:p>
+        </w:tc>
+        <w:tc>
+          <w:tcPr>
+            <w:tcW w:w="3611" w:type="dxa"/>
+          </w:tcPr>
+          <w:p>
+            <w:pPr>
+              <w:spacing w:before="0" w:after="60"/>
+            </w:pPr>
+            <w:r>
+              <w:t xml:space="preserve">Outcome monitoring, target markets, fair value assessments and board report actions</w:t>
+            </w:r>
           </w:p>
         </w:tc>
       </w:tr>
